--- a/哥布林射击增量游戏玩法原型.docx
+++ b/哥布林射击增量游戏玩法原型.docx
@@ -511,7 +511,7 @@
           <w:color w:val="000000"/>
           <w:u w:val="none"/>
         </w:rPr>
-        <w:t>根据当前难度（难度计算公式暂空），读取Goblins 与 generateProbability表数据，根据权重生成</w:t>
+        <w:t>根据当前难度（难度计算公式暂空），读取Enemy 与 generateProbability表数据，根据权重生成</w:t>
       </w:r>
     </w:p>
     <w:p>
